--- a/packages/aspose-words-docling/tests/test_files/docx/docling-tests/equations.docx
+++ b/packages/aspose-words-docling/tests/test_files/docx/docling-tests/equations.docx
@@ -13,21 +13,7 @@
         <w:rPr>
           <w:lang w:val="en-US"/>
         </w:rPr>
-        <w:t xml:space="preserve">This is a word </w:t>
-      </w:r>
-      <w:proofErr w:type="gramStart"/>
-      <w:r>
-        <w:rPr>
-          <w:lang w:val="en-US"/>
-        </w:rPr>
-        <w:t>document</w:t>
-      </w:r>
-      <w:proofErr w:type="gramEnd"/>
-      <w:r>
-        <w:rPr>
-          <w:lang w:val="en-US"/>
-        </w:rPr>
-        <w:t xml:space="preserve"> and this is an inline equation: </w:t>
+        <w:t xml:space="preserve">This is a word document and this is an inline equation: </w:t>
       </w:r>
       <m:oMath>
         <m:r>
@@ -234,7 +220,14 @@
                   <w:rFonts w:ascii="Cambria Math" w:eastAsiaTheme="minorEastAsia" w:hAnsi="Cambria Math"/>
                   <w:lang w:val="en-US"/>
                 </w:rPr>
-                <m:t xml:space="preserve"> × 23</m:t>
+                <m:t>*</m:t>
+              </m:r>
+              <m:r>
+                <w:rPr>
+                  <w:rFonts w:ascii="Cambria Math" w:eastAsiaTheme="minorEastAsia" w:hAnsi="Cambria Math"/>
+                  <w:lang w:val="en-US"/>
+                </w:rPr>
+                <m:t>23</m:t>
               </m:r>
             </m:e>
           </m:eqArr>
@@ -634,21 +627,7 @@
         <w:rPr>
           <w:lang w:val="en-US"/>
         </w:rPr>
-        <w:t xml:space="preserve">This is a word </w:t>
-      </w:r>
-      <w:proofErr w:type="gramStart"/>
-      <w:r>
-        <w:rPr>
-          <w:lang w:val="en-US"/>
-        </w:rPr>
-        <w:t>document</w:t>
-      </w:r>
-      <w:proofErr w:type="gramEnd"/>
-      <w:r>
-        <w:rPr>
-          <w:lang w:val="en-US"/>
-        </w:rPr>
-        <w:t xml:space="preserve"> and this is an inline equation: </w:t>
+        <w:t xml:space="preserve">This is a word document and this is an inline equation: </w:t>
       </w:r>
       <m:oMath>
         <m:r>
@@ -1178,21 +1157,7 @@
         <w:rPr>
           <w:lang w:val="en-US"/>
         </w:rPr>
-        <w:t xml:space="preserve">This is a word </w:t>
-      </w:r>
-      <w:proofErr w:type="gramStart"/>
-      <w:r>
-        <w:rPr>
-          <w:lang w:val="en-US"/>
-        </w:rPr>
-        <w:t>document</w:t>
-      </w:r>
-      <w:proofErr w:type="gramEnd"/>
-      <w:r>
-        <w:rPr>
-          <w:lang w:val="en-US"/>
-        </w:rPr>
-        <w:t xml:space="preserve"> and this is an inline equation: </w:t>
+        <w:t xml:space="preserve">This is a word document and this is an inline equation: </w:t>
       </w:r>
       <m:oMath>
         <m:r>
@@ -1515,7 +1480,7 @@
         <w:kern w:val="2"/>
         <w:sz w:val="24"/>
         <w:szCs w:val="24"/>
-        <w:lang w:val="en-FR" w:eastAsia="en-US" w:bidi="ar-SA"/>
+        <w:lang w:eastAsia="en-US" w:bidi="ar-SA"/>
         <w14:ligatures w14:val="standardContextual"/>
       </w:rPr>
     </w:rPrDefault>
